--- a/docs/SmartFridge_DEVS_Report.docx
+++ b/docs/SmartFridge_DEVS_Report.docx
@@ -12940,24 +12940,18 @@
     </w:p>
     <w:p>
       <w:pPr>
+        <w:pStyle w:val="Normal"/>
         <w:spacing w:before="240" w:beforeAutospacing="off" w:after="240" w:afterAutospacing="off"/>
-        <w:rPr>
-          <w:rFonts w:ascii="Aptos" w:hAnsi="Aptos" w:eastAsia="Aptos" w:cs="Aptos"/>
-          <w:noProof w:val="0"/>
-          <w:sz w:val="24"/>
-          <w:szCs w:val="24"/>
-          <w:lang w:val="en-US"/>
-        </w:rPr>
-      </w:pPr>
-      <w:r>
-        <w:rPr>
-          <w:rFonts w:ascii="Aptos" w:hAnsi="Aptos" w:eastAsia="Aptos" w:cs="Aptos"/>
-          <w:noProof w:val="0"/>
-          <w:sz w:val="24"/>
-          <w:szCs w:val="24"/>
-          <w:lang w:val="en-US"/>
-        </w:rPr>
-        <w:t>During implementation and debugging, several practical refinements were made:</w:t>
+      </w:pPr>
+      <w:r>
+        <w:rPr>
+          <w:rFonts w:ascii="Aptos" w:hAnsi="Aptos" w:eastAsia="Aptos" w:cs="Aptos"/>
+          <w:noProof w:val="0"/>
+          <w:sz w:val="24"/>
+          <w:szCs w:val="24"/>
+          <w:lang w:val="en-US"/>
+        </w:rPr>
+        <w:t>During implementation and debugging, several practical refinements were made to improve correctness, portability, and reproducibility of the model.</w:t>
       </w:r>
     </w:p>
     <w:p>
@@ -12989,24 +12983,18 @@
     </w:p>
     <w:p>
       <w:pPr>
+        <w:pStyle w:val="Normal"/>
         <w:spacing w:before="240" w:beforeAutospacing="off" w:after="240" w:afterAutospacing="off"/>
-        <w:rPr>
-          <w:rFonts w:ascii="Aptos" w:hAnsi="Aptos" w:eastAsia="Aptos" w:cs="Aptos"/>
-          <w:noProof w:val="0"/>
-          <w:sz w:val="24"/>
-          <w:szCs w:val="24"/>
-          <w:lang w:val="en-US"/>
-        </w:rPr>
-      </w:pPr>
-      <w:r>
-        <w:rPr>
-          <w:rFonts w:ascii="Aptos" w:hAnsi="Aptos" w:eastAsia="Aptos" w:cs="Aptos"/>
-          <w:noProof w:val="0"/>
-          <w:sz w:val="24"/>
-          <w:szCs w:val="24"/>
-          <w:lang w:val="en-US"/>
-        </w:rPr>
-        <w:t>The implementation uses explicit state flags (</w:t>
+      </w:pPr>
+      <w:r>
+        <w:rPr>
+          <w:rFonts w:ascii="Aptos" w:hAnsi="Aptos" w:eastAsia="Aptos" w:cs="Aptos"/>
+          <w:noProof w:val="0"/>
+          <w:sz w:val="24"/>
+          <w:szCs w:val="24"/>
+          <w:lang w:val="en-US"/>
+        </w:rPr>
+        <w:t xml:space="preserve">The implementation uses explicit state flags such as </w:t>
       </w:r>
       <w:r>
         <w:rPr>
@@ -13036,6 +13024,26 @@
           <w:szCs w:val="24"/>
           <w:lang w:val="en-US"/>
         </w:rPr>
+        <w:t>alarm_pending</w:t>
+      </w:r>
+      <w:r>
+        <w:rPr>
+          <w:rFonts w:ascii="Aptos" w:hAnsi="Aptos" w:eastAsia="Aptos" w:cs="Aptos"/>
+          <w:noProof w:val="0"/>
+          <w:sz w:val="24"/>
+          <w:szCs w:val="24"/>
+          <w:lang w:val="en-US"/>
+        </w:rPr>
+        <w:t xml:space="preserve">, </w:t>
+      </w:r>
+      <w:r>
+        <w:rPr>
+          <w:rFonts w:ascii="Consolas" w:hAnsi="Consolas" w:eastAsia="Consolas" w:cs="Consolas"/>
+          <w:noProof w:val="0"/>
+          <w:sz w:val="24"/>
+          <w:szCs w:val="24"/>
+          <w:lang w:val="en-US"/>
+        </w:rPr>
         <w:t>output_pending</w:t>
       </w:r>
       <w:r>
@@ -13046,7 +13054,7 @@
           <w:szCs w:val="24"/>
           <w:lang w:val="en-US"/>
         </w:rPr>
-        <w:t xml:space="preserve">, </w:t>
+        <w:t xml:space="preserve">, and </w:t>
       </w:r>
       <w:r>
         <w:rPr>
@@ -13066,7 +13074,7 @@
           <w:szCs w:val="24"/>
           <w:lang w:val="en-US"/>
         </w:rPr>
-        <w:t>) instead of relying only on abstract tuple descriptions. This improves clarity and compatibility with Cadmium coding patterns.</w:t>
+        <w:t xml:space="preserve"> instead of relying only on abstract tuple descriptions. This made the Cadmium implementation clearer and easier to debug while preserving the original DEVS behavior.</w:t>
       </w:r>
     </w:p>
     <w:p>
@@ -13098,15 +13106,19 @@
     </w:p>
     <w:p>
       <w:pPr>
+        <w:pStyle w:val="Normal"/>
         <w:spacing w:before="240" w:beforeAutospacing="off" w:after="240" w:afterAutospacing="off"/>
-        <w:rPr>
-          <w:rFonts w:ascii="Aptos" w:hAnsi="Aptos" w:eastAsia="Aptos" w:cs="Aptos"/>
-          <w:noProof w:val="0"/>
-          <w:sz w:val="24"/>
-          <w:szCs w:val="24"/>
-          <w:lang w:val="en-US"/>
-        </w:rPr>
-      </w:pPr>
+      </w:pPr>
+      <w:r>
+        <w:rPr>
+          <w:rFonts w:ascii="Aptos" w:hAnsi="Aptos" w:eastAsia="Aptos" w:cs="Aptos"/>
+          <w:noProof w:val="0"/>
+          <w:sz w:val="24"/>
+          <w:szCs w:val="24"/>
+          <w:lang w:val="en-US"/>
+        </w:rPr>
+        <w:t>The Controller and Compressor models use pending-output flags and immediate scheduling (</w:t>
+      </w:r>
       <w:r>
         <w:rPr>
           <w:rFonts w:ascii="Consolas" w:hAnsi="Consolas" w:eastAsia="Consolas" w:cs="Consolas"/>
@@ -13115,46 +13127,6 @@
           <w:szCs w:val="24"/>
           <w:lang w:val="en-US"/>
         </w:rPr>
-        <w:t>Controller</w:t>
-      </w:r>
-      <w:r>
-        <w:rPr>
-          <w:rFonts w:ascii="Aptos" w:hAnsi="Aptos" w:eastAsia="Aptos" w:cs="Aptos"/>
-          <w:noProof w:val="0"/>
-          <w:sz w:val="24"/>
-          <w:szCs w:val="24"/>
-          <w:lang w:val="en-US"/>
-        </w:rPr>
-        <w:t xml:space="preserve"> and </w:t>
-      </w:r>
-      <w:r>
-        <w:rPr>
-          <w:rFonts w:ascii="Consolas" w:hAnsi="Consolas" w:eastAsia="Consolas" w:cs="Consolas"/>
-          <w:noProof w:val="0"/>
-          <w:sz w:val="24"/>
-          <w:szCs w:val="24"/>
-          <w:lang w:val="en-US"/>
-        </w:rPr>
-        <w:t>Compressor</w:t>
-      </w:r>
-      <w:r>
-        <w:rPr>
-          <w:rFonts w:ascii="Aptos" w:hAnsi="Aptos" w:eastAsia="Aptos" w:cs="Aptos"/>
-          <w:noProof w:val="0"/>
-          <w:sz w:val="24"/>
-          <w:szCs w:val="24"/>
-          <w:lang w:val="en-US"/>
-        </w:rPr>
-        <w:t xml:space="preserve"> use pending-output flags and immediate output scheduling (</w:t>
-      </w:r>
-      <w:r>
-        <w:rPr>
-          <w:rFonts w:ascii="Consolas" w:hAnsi="Consolas" w:eastAsia="Consolas" w:cs="Consolas"/>
-          <w:noProof w:val="0"/>
-          <w:sz w:val="24"/>
-          <w:szCs w:val="24"/>
-          <w:lang w:val="en-US"/>
-        </w:rPr>
         <w:t>ta = 0</w:t>
       </w:r>
       <w:r>
@@ -13165,7 +13137,7 @@
           <w:szCs w:val="24"/>
           <w:lang w:val="en-US"/>
         </w:rPr>
-        <w:t>) to represent DEVS zero-time outputs correctly in Cadmium.</w:t>
+        <w:t>) to represent zero-time DEVS outputs correctly in Cadmium. This was necessary to ensure that command and status messages were emitted at the correct event times.</w:t>
       </w:r>
     </w:p>
     <w:p>
@@ -13197,24 +13169,18 @@
     </w:p>
     <w:p>
       <w:pPr>
+        <w:pStyle w:val="Normal"/>
         <w:spacing w:before="240" w:beforeAutospacing="off" w:after="240" w:afterAutospacing="off"/>
-        <w:rPr>
-          <w:rFonts w:ascii="Aptos" w:hAnsi="Aptos" w:eastAsia="Aptos" w:cs="Aptos"/>
-          <w:noProof w:val="0"/>
-          <w:sz w:val="24"/>
-          <w:szCs w:val="24"/>
-          <w:lang w:val="en-US"/>
-        </w:rPr>
-      </w:pPr>
-      <w:r>
-        <w:rPr>
-          <w:rFonts w:ascii="Aptos" w:hAnsi="Aptos" w:eastAsia="Aptos" w:cs="Aptos"/>
-          <w:noProof w:val="0"/>
-          <w:sz w:val="24"/>
-          <w:szCs w:val="24"/>
-          <w:lang w:val="en-US"/>
-        </w:rPr>
-        <w:t xml:space="preserve">Time handling was updated to match Cadmium’s </w:t>
+      </w:pPr>
+      <w:r>
+        <w:rPr>
+          <w:rFonts w:ascii="Aptos" w:hAnsi="Aptos" w:eastAsia="Aptos" w:cs="Aptos"/>
+          <w:noProof w:val="0"/>
+          <w:sz w:val="24"/>
+          <w:szCs w:val="24"/>
+          <w:lang w:val="en-US"/>
+        </w:rPr>
+        <w:t xml:space="preserve">During implementation, time handling was adjusted to remain compatible with </w:t>
       </w:r>
       <w:r>
         <w:rPr>
@@ -13234,13 +13200,33 @@
           <w:szCs w:val="24"/>
           <w:lang w:val="en-US"/>
         </w:rPr>
-        <w:t xml:space="preserve"> type after debugging and build corrections.</w:t>
+        <w:t xml:space="preserve">, and build-related changes were introduced to ensure successful execution with Cadmium and DESTimes. In the final version, the repository was reorganized so that required dependencies were included locally under an </w:t>
+      </w:r>
+      <w:r>
+        <w:rPr>
+          <w:rFonts w:ascii="Consolas" w:hAnsi="Consolas" w:eastAsia="Consolas" w:cs="Consolas"/>
+          <w:noProof w:val="0"/>
+          <w:sz w:val="24"/>
+          <w:szCs w:val="24"/>
+          <w:lang w:val="en-US"/>
+        </w:rPr>
+        <w:t>external/</w:t>
+      </w:r>
+      <w:r>
+        <w:rPr>
+          <w:rFonts w:ascii="Aptos" w:hAnsi="Aptos" w:eastAsia="Aptos" w:cs="Aptos"/>
+          <w:noProof w:val="0"/>
+          <w:sz w:val="24"/>
+          <w:szCs w:val="24"/>
+          <w:lang w:val="en-US"/>
+        </w:rPr>
+        <w:t xml:space="preserve"> directory. This avoided machine-specific path dependencies and improved portability of the project.</w:t>
       </w:r>
     </w:p>
     <w:p>
       <w:pPr>
         <w:pStyle w:val="Heading3"/>
-        <w:spacing w:before="281" w:beforeAutospacing="off" w:after="281" w:afterAutospacing="off"/>
+        <w:spacing w:before="240" w:beforeAutospacing="off" w:after="240" w:afterAutospacing="off"/>
         <w:rPr>
           <w:rFonts w:ascii="Aptos" w:hAnsi="Aptos" w:eastAsia="Aptos" w:cs="Aptos"/>
           <w:b w:val="1"/>
@@ -13261,51 +13247,267 @@
           <w:szCs w:val="24"/>
           <w:lang w:val="en-US"/>
         </w:rPr>
-        <w:t>8.4 Parameter Selection for Visible Hysteresis Cycles</w:t>
+        <w:t xml:space="preserve">8.4 </w:t>
+      </w:r>
+      <w:r>
+        <w:rPr>
+          <w:b w:val="1"/>
+          <w:bCs w:val="1"/>
+          <w:noProof w:val="0"/>
+          <w:lang w:val="en-US"/>
+        </w:rPr>
+        <w:t>Repository and Execution Refinements</w:t>
       </w:r>
     </w:p>
     <w:p>
       <w:pPr>
         <w:spacing w:before="240" w:beforeAutospacing="off" w:after="240" w:afterAutospacing="off"/>
-        <w:rPr>
-          <w:rFonts w:ascii="Aptos" w:hAnsi="Aptos" w:eastAsia="Aptos" w:cs="Aptos"/>
-          <w:noProof w:val="0"/>
-          <w:sz w:val="24"/>
-          <w:szCs w:val="24"/>
-          <w:lang w:val="en-US"/>
-        </w:rPr>
-      </w:pPr>
-      <w:r>
-        <w:rPr>
-          <w:rFonts w:ascii="Aptos" w:hAnsi="Aptos" w:eastAsia="Aptos" w:cs="Aptos"/>
-          <w:noProof w:val="0"/>
-          <w:sz w:val="24"/>
-          <w:szCs w:val="24"/>
-          <w:lang w:val="en-US"/>
-        </w:rPr>
-        <w:t>Baseline values (initial temperature, warming/cooling increments, thresholds) were selected to produce clear and stable ON/OFF cycles in the simulation trace.</w:t>
+      </w:pPr>
+      <w:r>
+        <w:rPr>
+          <w:rFonts w:ascii="Aptos" w:hAnsi="Aptos" w:eastAsia="Aptos" w:cs="Aptos"/>
+          <w:noProof w:val="0"/>
+          <w:sz w:val="24"/>
+          <w:szCs w:val="24"/>
+          <w:lang w:val="en-US"/>
+        </w:rPr>
+        <w:t>The execution workflow was revised from a machine-specific local build process to a self-contained clone-and-run structure. A shell script was added to:</w:t>
+      </w:r>
+    </w:p>
+    <w:p>
+      <w:pPr>
+        <w:pStyle w:val="ListParagraph"/>
+        <w:numPr>
+          <w:ilvl w:val="0"/>
+          <w:numId w:val="218"/>
+        </w:numPr>
+        <w:spacing w:before="0" w:beforeAutospacing="off" w:after="0" w:afterAutospacing="off"/>
+        <w:rPr>
+          <w:rFonts w:ascii="Aptos" w:hAnsi="Aptos" w:eastAsia="Aptos" w:cs="Aptos"/>
+          <w:noProof w:val="0"/>
+          <w:sz w:val="24"/>
+          <w:szCs w:val="24"/>
+          <w:lang w:val="en-US"/>
+        </w:rPr>
+      </w:pPr>
+      <w:r>
+        <w:rPr>
+          <w:rFonts w:ascii="Aptos" w:hAnsi="Aptos" w:eastAsia="Aptos" w:cs="Aptos"/>
+          <w:noProof w:val="0"/>
+          <w:sz w:val="24"/>
+          <w:szCs w:val="24"/>
+          <w:lang w:val="en-US"/>
+        </w:rPr>
+        <w:t xml:space="preserve">verify the required folders, </w:t>
+      </w:r>
+    </w:p>
+    <w:p>
+      <w:pPr>
+        <w:pStyle w:val="ListParagraph"/>
+        <w:numPr>
+          <w:ilvl w:val="0"/>
+          <w:numId w:val="218"/>
+        </w:numPr>
+        <w:spacing w:before="0" w:beforeAutospacing="off" w:after="0" w:afterAutospacing="off"/>
+        <w:rPr>
+          <w:rFonts w:ascii="Aptos" w:hAnsi="Aptos" w:eastAsia="Aptos" w:cs="Aptos"/>
+          <w:noProof w:val="0"/>
+          <w:sz w:val="24"/>
+          <w:szCs w:val="24"/>
+          <w:lang w:val="en-US"/>
+        </w:rPr>
+      </w:pPr>
+      <w:r>
+        <w:rPr>
+          <w:rFonts w:ascii="Aptos" w:hAnsi="Aptos" w:eastAsia="Aptos" w:cs="Aptos"/>
+          <w:noProof w:val="0"/>
+          <w:sz w:val="24"/>
+          <w:szCs w:val="24"/>
+          <w:lang w:val="en-US"/>
+        </w:rPr>
+        <w:t xml:space="preserve">prepare Boost headers if needed, </w:t>
+      </w:r>
+    </w:p>
+    <w:p>
+      <w:pPr>
+        <w:pStyle w:val="ListParagraph"/>
+        <w:numPr>
+          <w:ilvl w:val="0"/>
+          <w:numId w:val="218"/>
+        </w:numPr>
+        <w:spacing w:before="0" w:beforeAutospacing="off" w:after="0" w:afterAutospacing="off"/>
+        <w:rPr>
+          <w:rFonts w:ascii="Aptos" w:hAnsi="Aptos" w:eastAsia="Aptos" w:cs="Aptos"/>
+          <w:noProof w:val="0"/>
+          <w:sz w:val="24"/>
+          <w:szCs w:val="24"/>
+          <w:lang w:val="en-US"/>
+        </w:rPr>
+      </w:pPr>
+      <w:r>
+        <w:rPr>
+          <w:rFonts w:ascii="Aptos" w:hAnsi="Aptos" w:eastAsia="Aptos" w:cs="Aptos"/>
+          <w:noProof w:val="0"/>
+          <w:sz w:val="24"/>
+          <w:szCs w:val="24"/>
+          <w:lang w:val="en-US"/>
+        </w:rPr>
+        <w:t xml:space="preserve">compile the model, </w:t>
+      </w:r>
+    </w:p>
+    <w:p>
+      <w:pPr>
+        <w:pStyle w:val="ListParagraph"/>
+        <w:numPr>
+          <w:ilvl w:val="0"/>
+          <w:numId w:val="218"/>
+        </w:numPr>
+        <w:spacing w:before="0" w:beforeAutospacing="off" w:after="0" w:afterAutospacing="off"/>
+        <w:rPr>
+          <w:rFonts w:ascii="Aptos" w:hAnsi="Aptos" w:eastAsia="Aptos" w:cs="Aptos"/>
+          <w:noProof w:val="0"/>
+          <w:sz w:val="24"/>
+          <w:szCs w:val="24"/>
+          <w:lang w:val="en-US"/>
+        </w:rPr>
+      </w:pPr>
+      <w:r>
+        <w:rPr>
+          <w:rFonts w:ascii="Aptos" w:hAnsi="Aptos" w:eastAsia="Aptos" w:cs="Aptos"/>
+          <w:noProof w:val="0"/>
+          <w:sz w:val="24"/>
+          <w:szCs w:val="24"/>
+          <w:lang w:val="en-US"/>
+        </w:rPr>
+        <w:t xml:space="preserve">run the simulation, and </w:t>
+      </w:r>
+    </w:p>
+    <w:p>
+      <w:pPr>
+        <w:pStyle w:val="ListParagraph"/>
+        <w:numPr>
+          <w:ilvl w:val="0"/>
+          <w:numId w:val="218"/>
+        </w:numPr>
+        <w:spacing w:before="0" w:beforeAutospacing="off" w:after="0" w:afterAutospacing="off"/>
+        <w:rPr>
+          <w:rFonts w:ascii="Aptos" w:hAnsi="Aptos" w:eastAsia="Aptos" w:cs="Aptos"/>
+          <w:noProof w:val="0"/>
+          <w:sz w:val="24"/>
+          <w:szCs w:val="24"/>
+          <w:lang w:val="en-US"/>
+        </w:rPr>
+      </w:pPr>
+      <w:r>
+        <w:rPr>
+          <w:rFonts w:ascii="Aptos" w:hAnsi="Aptos" w:eastAsia="Aptos" w:cs="Aptos"/>
+          <w:noProof w:val="0"/>
+          <w:sz w:val="24"/>
+          <w:szCs w:val="24"/>
+          <w:lang w:val="en-US"/>
+        </w:rPr>
+        <w:t xml:space="preserve">save the execution log automatically. </w:t>
       </w:r>
     </w:p>
     <w:p>
       <w:pPr>
         <w:spacing w:before="240" w:beforeAutospacing="off" w:after="240" w:afterAutospacing="off"/>
-        <w:rPr>
-          <w:rFonts w:ascii="Aptos" w:hAnsi="Aptos" w:eastAsia="Aptos" w:cs="Aptos"/>
-          <w:noProof w:val="0"/>
-          <w:sz w:val="24"/>
-          <w:szCs w:val="24"/>
-          <w:lang w:val="en-US"/>
-        </w:rPr>
-      </w:pPr>
-      <w:r>
-        <w:rPr>
-          <w:rFonts w:ascii="Aptos" w:hAnsi="Aptos" w:eastAsia="Aptos" w:cs="Aptos"/>
-          <w:noProof w:val="0"/>
-          <w:sz w:val="24"/>
-          <w:szCs w:val="24"/>
-          <w:lang w:val="en-US"/>
-        </w:rPr>
-        <w:t>These refinements preserve the conceptual design while improving implementation correctness and simulator compatibility.</w:t>
+      </w:pPr>
+      <w:r>
+        <w:rPr>
+          <w:rFonts w:ascii="Aptos" w:hAnsi="Aptos" w:eastAsia="Aptos" w:cs="Aptos"/>
+          <w:noProof w:val="0"/>
+          <w:sz w:val="24"/>
+          <w:szCs w:val="24"/>
+          <w:lang w:val="en-US"/>
+        </w:rPr>
+        <w:t>This refinement was made so that the repository could be cloned into a clean folder and executed directly, as required by the assignment instructions.</w:t>
+      </w:r>
+    </w:p>
+    <w:p>
+      <w:pPr>
+        <w:pStyle w:val="Heading3"/>
+        <w:spacing w:before="240" w:beforeAutospacing="off" w:after="240" w:afterAutospacing="off"/>
+        <w:rPr>
+          <w:rFonts w:ascii="Aptos" w:hAnsi="Aptos" w:eastAsia="Aptos" w:cs="Aptos"/>
+          <w:b w:val="1"/>
+          <w:bCs w:val="1"/>
+          <w:noProof w:val="0"/>
+          <w:sz w:val="24"/>
+          <w:szCs w:val="24"/>
+          <w:lang w:val="en-US"/>
+        </w:rPr>
+      </w:pPr>
+      <w:r>
+        <w:rPr>
+          <w:rFonts w:ascii="Aptos" w:hAnsi="Aptos" w:eastAsia="Aptos" w:cs="Aptos"/>
+          <w:b w:val="1"/>
+          <w:bCs w:val="1"/>
+          <w:noProof w:val="0"/>
+          <w:sz w:val="24"/>
+          <w:szCs w:val="24"/>
+          <w:lang w:val="en-US"/>
+        </w:rPr>
+        <w:t xml:space="preserve">8.5 </w:t>
+      </w:r>
+      <w:r>
+        <w:rPr>
+          <w:b w:val="1"/>
+          <w:bCs w:val="1"/>
+          <w:noProof w:val="0"/>
+          <w:lang w:val="en-US"/>
+        </w:rPr>
+        <w:t>Parameter Selection for Visible Hysteresis Cycles</w:t>
+      </w:r>
+    </w:p>
+    <w:p>
+      <w:pPr>
+        <w:spacing w:before="240" w:beforeAutospacing="off" w:after="240" w:afterAutospacing="off"/>
+      </w:pPr>
+      <w:r>
+        <w:rPr>
+          <w:rFonts w:ascii="Aptos" w:hAnsi="Aptos" w:eastAsia="Aptos" w:cs="Aptos"/>
+          <w:noProof w:val="0"/>
+          <w:sz w:val="24"/>
+          <w:szCs w:val="24"/>
+          <w:lang w:val="en-US"/>
+        </w:rPr>
+        <w:t xml:space="preserve">Baseline values for initial temperature, warming rate, cooling rate, and hysteresis thresholds were chosen so that the integrated simulation would show clear and stable ON/OFF cycles in the execution trace. This made the validation behavior easier to observe and analyze. </w:t>
+      </w:r>
+    </w:p>
+    <w:p>
+      <w:pPr>
+        <w:spacing w:before="240" w:beforeAutospacing="off" w:after="240" w:afterAutospacing="off"/>
+      </w:pPr>
+      <w:r>
+        <w:rPr>
+          <w:rFonts w:ascii="Aptos" w:hAnsi="Aptos" w:eastAsia="Aptos" w:cs="Aptos"/>
+          <w:noProof w:val="0"/>
+          <w:sz w:val="24"/>
+          <w:szCs w:val="24"/>
+          <w:lang w:val="en-US"/>
+        </w:rPr>
+        <w:t xml:space="preserve">These refinements preserve the conceptual design while improving </w:t>
+      </w:r>
+      <w:r>
+        <w:rPr>
+          <w:rFonts w:ascii="Aptos" w:hAnsi="Aptos" w:eastAsia="Aptos" w:cs="Aptos"/>
+          <w:noProof w:val="0"/>
+          <w:sz w:val="24"/>
+          <w:szCs w:val="24"/>
+          <w:lang w:val="en-US"/>
+        </w:rPr>
+        <w:t>implementation</w:t>
+      </w:r>
+      <w:r>
+        <w:rPr>
+          <w:rFonts w:ascii="Aptos" w:hAnsi="Aptos" w:eastAsia="Aptos" w:cs="Aptos"/>
+          <w:noProof w:val="0"/>
+          <w:sz w:val="24"/>
+          <w:szCs w:val="24"/>
+          <w:lang w:val="en-US"/>
+        </w:rPr>
+        <w:t xml:space="preserve"> correctness, simulator compatibility, and repository reproducibility.</w:t>
       </w:r>
     </w:p>
     <w:p>
@@ -13362,73 +13564,77 @@
           <w:szCs w:val="24"/>
           <w:lang w:val="en-US"/>
         </w:rPr>
-        <w:t xml:space="preserve">The project was built and executed successfully using </w:t>
-      </w:r>
-      <w:r>
-        <w:rPr>
-          <w:rFonts w:ascii="Aptos" w:hAnsi="Aptos" w:eastAsia="Aptos" w:cs="Aptos"/>
-          <w:b w:val="1"/>
-          <w:bCs w:val="1"/>
-          <w:noProof w:val="0"/>
-          <w:sz w:val="24"/>
-          <w:szCs w:val="24"/>
-          <w:lang w:val="en-US"/>
-        </w:rPr>
-        <w:t>MSYS2 UCRT64</w:t>
-      </w:r>
-      <w:r>
-        <w:rPr>
-          <w:rFonts w:ascii="Aptos" w:hAnsi="Aptos" w:eastAsia="Aptos" w:cs="Aptos"/>
-          <w:noProof w:val="0"/>
-          <w:sz w:val="24"/>
-          <w:szCs w:val="24"/>
-          <w:lang w:val="en-US"/>
-        </w:rPr>
-        <w:t xml:space="preserve"> with </w:t>
-      </w:r>
-      <w:r>
-        <w:rPr>
-          <w:rFonts w:ascii="Aptos" w:hAnsi="Aptos" w:eastAsia="Aptos" w:cs="Aptos"/>
-          <w:b w:val="1"/>
-          <w:bCs w:val="1"/>
-          <w:noProof w:val="0"/>
-          <w:sz w:val="24"/>
-          <w:szCs w:val="24"/>
-          <w:lang w:val="en-US"/>
-        </w:rPr>
-        <w:t>CMake</w:t>
-      </w:r>
-      <w:r>
-        <w:rPr>
-          <w:rFonts w:ascii="Aptos" w:hAnsi="Aptos" w:eastAsia="Aptos" w:cs="Aptos"/>
-          <w:noProof w:val="0"/>
-          <w:sz w:val="24"/>
-          <w:szCs w:val="24"/>
-          <w:lang w:val="en-US"/>
-        </w:rPr>
-        <w:t xml:space="preserve"> and </w:t>
-      </w:r>
-      <w:r>
-        <w:rPr>
-          <w:rFonts w:ascii="Aptos" w:hAnsi="Aptos" w:eastAsia="Aptos" w:cs="Aptos"/>
-          <w:b w:val="1"/>
-          <w:bCs w:val="1"/>
-          <w:noProof w:val="0"/>
-          <w:sz w:val="24"/>
-          <w:szCs w:val="24"/>
-          <w:lang w:val="en-US"/>
-        </w:rPr>
-        <w:t>MinGW Makefiles</w:t>
-      </w:r>
-      <w:r>
-        <w:rPr>
-          <w:rFonts w:ascii="Aptos" w:hAnsi="Aptos" w:eastAsia="Aptos" w:cs="Aptos"/>
-          <w:noProof w:val="0"/>
-          <w:sz w:val="24"/>
-          <w:szCs w:val="24"/>
-          <w:lang w:val="en-US"/>
-        </w:rPr>
-        <w:t>.</w:t>
+        <w:t xml:space="preserve">The repository was updated so that the project can be reproduced directly from a clean clone. Instead of relying on external machine-specific Cadmium, </w:t>
+      </w:r>
+      <w:r>
+        <w:rPr>
+          <w:rFonts w:ascii="Aptos" w:hAnsi="Aptos" w:eastAsia="Aptos" w:cs="Aptos"/>
+          <w:noProof w:val="0"/>
+          <w:sz w:val="24"/>
+          <w:szCs w:val="24"/>
+          <w:lang w:val="en-US"/>
+        </w:rPr>
+        <w:t>DESTimes</w:t>
+      </w:r>
+      <w:r>
+        <w:rPr>
+          <w:rFonts w:ascii="Aptos" w:hAnsi="Aptos" w:eastAsia="Aptos" w:cs="Aptos"/>
+          <w:noProof w:val="0"/>
+          <w:sz w:val="24"/>
+          <w:szCs w:val="24"/>
+          <w:lang w:val="en-US"/>
+        </w:rPr>
+        <w:t xml:space="preserve">, and Boost paths, the required dependencies are included in the repository under the </w:t>
+      </w:r>
+      <w:r>
+        <w:rPr>
+          <w:rFonts w:ascii="Consolas" w:hAnsi="Consolas" w:eastAsia="Consolas" w:cs="Consolas"/>
+          <w:noProof w:val="0"/>
+          <w:sz w:val="24"/>
+          <w:szCs w:val="24"/>
+          <w:lang w:val="en-US"/>
+        </w:rPr>
+        <w:t>external/</w:t>
+      </w:r>
+      <w:r>
+        <w:rPr>
+          <w:rFonts w:ascii="Aptos" w:hAnsi="Aptos" w:eastAsia="Aptos" w:cs="Aptos"/>
+          <w:noProof w:val="0"/>
+          <w:sz w:val="24"/>
+          <w:szCs w:val="24"/>
+          <w:lang w:val="en-US"/>
+        </w:rPr>
+        <w:t xml:space="preserve"> directory. The provided execution script automatically prepares Boost headers if needed, builds the project, runs the simulation, and stores the output log. </w:t>
+      </w:r>
+      <w:r>
+        <w:rPr>
+          <w:rFonts w:ascii="Aptos" w:hAnsi="Aptos" w:eastAsia="Aptos" w:cs="Aptos"/>
+          <w:noProof w:val="0"/>
+          <w:sz w:val="24"/>
+          <w:szCs w:val="24"/>
+          <w:lang w:val="en-US"/>
+        </w:rPr>
+        <w:t xml:space="preserve">This final structure was </w:t>
+      </w:r>
+      <w:r>
+        <w:rPr>
+          <w:rFonts w:ascii="Aptos" w:hAnsi="Aptos" w:eastAsia="Aptos" w:cs="Aptos"/>
+          <w:noProof w:val="0"/>
+          <w:sz w:val="24"/>
+          <w:szCs w:val="24"/>
+          <w:lang w:val="en-US"/>
+        </w:rPr>
+        <w:t>validated</w:t>
+      </w:r>
+      <w:r>
+        <w:rPr>
+          <w:rFonts w:ascii="Aptos" w:hAnsi="Aptos" w:eastAsia="Aptos" w:cs="Aptos"/>
+          <w:noProof w:val="0"/>
+          <w:sz w:val="24"/>
+          <w:szCs w:val="24"/>
+          <w:lang w:val="en-US"/>
+        </w:rPr>
+        <w:t xml:space="preserve"> successfully using a clean clone of the GitHub repository.</w:t>
       </w:r>
     </w:p>
     <w:p>
@@ -13467,36 +13673,16 @@
         </w:numPr>
         <w:spacing w:before="240" w:beforeAutospacing="off" w:after="240" w:afterAutospacing="off"/>
         <w:rPr>
-          <w:rFonts w:ascii="Aptos" w:hAnsi="Aptos" w:eastAsia="Aptos" w:cs="Aptos"/>
-          <w:b w:val="1"/>
-          <w:bCs w:val="1"/>
-          <w:noProof w:val="0"/>
-          <w:sz w:val="24"/>
-          <w:szCs w:val="24"/>
-          <w:lang w:val="en-US"/>
-        </w:rPr>
-      </w:pPr>
-      <w:r>
-        <w:rPr>
-          <w:rFonts w:ascii="Aptos" w:hAnsi="Aptos" w:eastAsia="Aptos" w:cs="Aptos"/>
-          <w:noProof w:val="0"/>
-          <w:sz w:val="24"/>
-          <w:szCs w:val="24"/>
-          <w:lang w:val="en-US"/>
-        </w:rPr>
-        <w:t xml:space="preserve">Open </w:t>
-      </w:r>
-      <w:r>
-        <w:rPr>
-          <w:rFonts w:ascii="Aptos" w:hAnsi="Aptos" w:eastAsia="Aptos" w:cs="Aptos"/>
-          <w:b w:val="1"/>
-          <w:bCs w:val="1"/>
-          <w:noProof w:val="0"/>
-          <w:sz w:val="24"/>
-          <w:szCs w:val="24"/>
-          <w:lang w:val="en-US"/>
-        </w:rPr>
-        <w:t>MSYS2 UCRT64</w:t>
+          <w:noProof w:val="0"/>
+          <w:lang w:val="en-US"/>
+        </w:rPr>
+      </w:pPr>
+      <w:r>
+        <w:rPr>
+          <w:noProof w:val="0"/>
+          <w:lang w:val="en-US"/>
+        </w:rPr>
+        <w:t xml:space="preserve">Clone the repository into a clean folder. </w:t>
       </w:r>
     </w:p>
     <w:p>
@@ -13506,44 +13692,18 @@
           <w:ilvl w:val="0"/>
           <w:numId w:val="212"/>
         </w:numPr>
-        <w:spacing w:before="240" w:beforeAutospacing="off" w:after="240" w:afterAutospacing="off"/>
-        <w:rPr>
-          <w:rFonts w:ascii="Aptos" w:hAnsi="Aptos" w:eastAsia="Aptos" w:cs="Aptos"/>
-          <w:noProof w:val="0"/>
-          <w:sz w:val="24"/>
-          <w:szCs w:val="24"/>
-          <w:lang w:val="en-US"/>
-        </w:rPr>
-      </w:pPr>
-      <w:r>
-        <w:rPr>
-          <w:rFonts w:ascii="Aptos" w:hAnsi="Aptos" w:eastAsia="Aptos" w:cs="Aptos"/>
-          <w:noProof w:val="0"/>
-          <w:sz w:val="24"/>
-          <w:szCs w:val="24"/>
-          <w:lang w:val="en-US"/>
-        </w:rPr>
-        <w:t>Navigate to the project folder (</w:t>
-      </w:r>
-      <w:r>
-        <w:rPr>
-          <w:rFonts w:ascii="Consolas" w:hAnsi="Consolas" w:eastAsia="Consolas" w:cs="Consolas"/>
-          <w:noProof w:val="0"/>
-          <w:sz w:val="24"/>
-          <w:szCs w:val="24"/>
-          <w:lang w:val="en-US"/>
-        </w:rPr>
-        <w:t>cadmium_generated</w:t>
-      </w:r>
-      <w:r>
-        <w:rPr>
-          <w:rFonts w:ascii="Aptos" w:hAnsi="Aptos" w:eastAsia="Aptos" w:cs="Aptos"/>
-          <w:noProof w:val="0"/>
-          <w:sz w:val="24"/>
-          <w:szCs w:val="24"/>
-          <w:lang w:val="en-US"/>
-        </w:rPr>
-        <w:t>)</w:t>
+        <w:spacing w:before="0" w:beforeAutospacing="off" w:after="0" w:afterAutospacing="off"/>
+        <w:rPr>
+          <w:noProof w:val="0"/>
+          <w:lang w:val="en-US"/>
+        </w:rPr>
+      </w:pPr>
+      <w:r>
+        <w:rPr>
+          <w:noProof w:val="0"/>
+          <w:lang w:val="en-US"/>
+        </w:rPr>
+        <w:t xml:space="preserve">Enter the repository directory. </w:t>
       </w:r>
     </w:p>
     <w:p>
@@ -13553,24 +13713,18 @@
           <w:ilvl w:val="0"/>
           <w:numId w:val="212"/>
         </w:numPr>
-        <w:spacing w:before="240" w:beforeAutospacing="off" w:after="240" w:afterAutospacing="off"/>
-        <w:rPr>
-          <w:rFonts w:ascii="Aptos" w:hAnsi="Aptos" w:eastAsia="Aptos" w:cs="Aptos"/>
-          <w:noProof w:val="0"/>
-          <w:sz w:val="24"/>
-          <w:szCs w:val="24"/>
-          <w:lang w:val="en-US"/>
-        </w:rPr>
-      </w:pPr>
-      <w:r>
-        <w:rPr>
-          <w:rFonts w:ascii="Aptos" w:hAnsi="Aptos" w:eastAsia="Aptos" w:cs="Aptos"/>
-          <w:noProof w:val="0"/>
-          <w:sz w:val="24"/>
-          <w:szCs w:val="24"/>
-          <w:lang w:val="en-US"/>
-        </w:rPr>
-        <w:t>Create a clean build directory</w:t>
+        <w:spacing w:before="0" w:beforeAutospacing="off" w:after="0" w:afterAutospacing="off"/>
+        <w:rPr>
+          <w:noProof w:val="0"/>
+          <w:lang w:val="en-US"/>
+        </w:rPr>
+      </w:pPr>
+      <w:r>
+        <w:rPr>
+          <w:noProof w:val="0"/>
+          <w:lang w:val="en-US"/>
+        </w:rPr>
+        <w:t xml:space="preserve">Make the shell script executable. </w:t>
       </w:r>
     </w:p>
     <w:p>
@@ -13580,24 +13734,18 @@
           <w:ilvl w:val="0"/>
           <w:numId w:val="212"/>
         </w:numPr>
-        <w:spacing w:before="240" w:beforeAutospacing="off" w:after="240" w:afterAutospacing="off"/>
-        <w:rPr>
-          <w:rFonts w:ascii="Aptos" w:hAnsi="Aptos" w:eastAsia="Aptos" w:cs="Aptos"/>
-          <w:noProof w:val="0"/>
-          <w:sz w:val="24"/>
-          <w:szCs w:val="24"/>
-          <w:lang w:val="en-US"/>
-        </w:rPr>
-      </w:pPr>
-      <w:r>
-        <w:rPr>
-          <w:rFonts w:ascii="Aptos" w:hAnsi="Aptos" w:eastAsia="Aptos" w:cs="Aptos"/>
-          <w:noProof w:val="0"/>
-          <w:sz w:val="24"/>
-          <w:szCs w:val="24"/>
-          <w:lang w:val="en-US"/>
-        </w:rPr>
-        <w:t>Configure and build the project</w:t>
+        <w:spacing w:before="0" w:beforeAutospacing="off" w:after="0" w:afterAutospacing="off"/>
+        <w:rPr>
+          <w:noProof w:val="0"/>
+          <w:lang w:val="en-US"/>
+        </w:rPr>
+      </w:pPr>
+      <w:r>
+        <w:rPr>
+          <w:noProof w:val="0"/>
+          <w:lang w:val="en-US"/>
+        </w:rPr>
+        <w:t xml:space="preserve">Run the provided script. </w:t>
       </w:r>
     </w:p>
     <w:p>
@@ -13607,24 +13755,18 @@
           <w:ilvl w:val="0"/>
           <w:numId w:val="212"/>
         </w:numPr>
-        <w:spacing w:before="240" w:beforeAutospacing="off" w:after="240" w:afterAutospacing="off"/>
-        <w:rPr>
-          <w:rFonts w:ascii="Aptos" w:hAnsi="Aptos" w:eastAsia="Aptos" w:cs="Aptos"/>
-          <w:noProof w:val="0"/>
-          <w:sz w:val="24"/>
-          <w:szCs w:val="24"/>
-          <w:lang w:val="en-US"/>
-        </w:rPr>
-      </w:pPr>
-      <w:r>
-        <w:rPr>
-          <w:rFonts w:ascii="Aptos" w:hAnsi="Aptos" w:eastAsia="Aptos" w:cs="Aptos"/>
-          <w:noProof w:val="0"/>
-          <w:sz w:val="24"/>
-          <w:szCs w:val="24"/>
-          <w:lang w:val="en-US"/>
-        </w:rPr>
-        <w:t>Run the executable</w:t>
+        <w:spacing w:before="0" w:beforeAutospacing="off" w:after="0" w:afterAutospacing="off"/>
+        <w:rPr>
+          <w:noProof w:val="0"/>
+          <w:lang w:val="en-US"/>
+        </w:rPr>
+      </w:pPr>
+      <w:r>
+        <w:rPr>
+          <w:noProof w:val="0"/>
+          <w:lang w:val="en-US"/>
+        </w:rPr>
+        <w:t>The script prepares Boost headers if needed, compiles the simulator, runs the model, and stores the simulation log.</w:t>
       </w:r>
     </w:p>
     <w:p>
@@ -13673,11 +13815,26 @@
           <w:szCs w:val="24"/>
           <w:lang w:val="en-US"/>
         </w:rPr>
-        <w:t>cd cadmium_generated</w:t>
-      </w:r>
-      <w:r>
-        <w:br/>
-      </w:r>
+        <w:t xml:space="preserve">git clone </w:t>
+      </w:r>
+      <w:hyperlink r:id="Rcb30d9cb411147c5">
+        <w:r>
+          <w:rPr>
+            <w:rFonts w:ascii="Consolas" w:hAnsi="Consolas" w:eastAsia="Consolas" w:cs="Consolas"/>
+            <w:noProof w:val="0"/>
+            <w:sz w:val="24"/>
+            <w:szCs w:val="24"/>
+            <w:lang w:val="en-US"/>
+          </w:rPr>
+          <w:t>https://github.com/maryambazyari/smart-fridge-temperature-control-devs.git</w:t>
+        </w:r>
+      </w:hyperlink>
+    </w:p>
+    <w:p>
+      <w:pPr>
+        <w:pStyle w:val="Normal"/>
+        <w:spacing w:before="0" w:beforeAutospacing="off" w:after="0" w:afterAutospacing="off"/>
+      </w:pPr>
       <w:r>
         <w:rPr>
           <w:rFonts w:ascii="Consolas" w:hAnsi="Consolas" w:eastAsia="Consolas" w:cs="Consolas"/>
@@ -13686,11 +13843,14 @@
           <w:szCs w:val="24"/>
           <w:lang w:val="en-US"/>
         </w:rPr>
-        <w:t>rm -rf build</w:t>
-      </w:r>
-      <w:r>
-        <w:br/>
-      </w:r>
+        <w:t>cd smart-fridge-temperature-control-devs</w:t>
+      </w:r>
+    </w:p>
+    <w:p>
+      <w:pPr>
+        <w:pStyle w:val="Normal"/>
+        <w:spacing w:before="0" w:beforeAutospacing="off" w:after="0" w:afterAutospacing="off"/>
+      </w:pPr>
       <w:r>
         <w:rPr>
           <w:rFonts w:ascii="Consolas" w:hAnsi="Consolas" w:eastAsia="Consolas" w:cs="Consolas"/>
@@ -13699,11 +13859,14 @@
           <w:szCs w:val="24"/>
           <w:lang w:val="en-US"/>
         </w:rPr>
-        <w:t>mkdir build</w:t>
-      </w:r>
-      <w:r>
-        <w:br/>
-      </w:r>
+        <w:t>chmod +x scripts/run_simulation.sh</w:t>
+      </w:r>
+    </w:p>
+    <w:p>
+      <w:pPr>
+        <w:pStyle w:val="Normal"/>
+        <w:spacing w:before="0" w:beforeAutospacing="off" w:after="0" w:afterAutospacing="off"/>
+      </w:pPr>
       <w:r>
         <w:rPr>
           <w:rFonts w:ascii="Consolas" w:hAnsi="Consolas" w:eastAsia="Consolas" w:cs="Consolas"/>
@@ -13712,12 +13875,13 @@
           <w:szCs w:val="24"/>
           <w:lang w:val="en-US"/>
         </w:rPr>
-        <w:t>cd build</w:t>
-      </w:r>
-      <w:r>
-        <w:br/>
-      </w:r>
-      <w:r>
+        <w:t>./scripts/run_simulation.sh</w:t>
+      </w:r>
+    </w:p>
+    <w:p>
+      <w:pPr>
+        <w:pStyle w:val="Normal"/>
+        <w:spacing w:before="0" w:beforeAutospacing="off" w:after="0" w:afterAutospacing="off"/>
         <w:rPr>
           <w:rFonts w:ascii="Consolas" w:hAnsi="Consolas" w:eastAsia="Consolas" w:cs="Consolas"/>
           <w:noProof w:val="0"/>
@@ -13725,11 +13889,63 @@
           <w:szCs w:val="24"/>
           <w:lang w:val="en-US"/>
         </w:rPr>
-        <w:t>/c/msys64/ucrt64/bin/cmake.exe -G "MinGW Makefiles" ..</w:t>
-      </w:r>
-      <w:r>
-        <w:br/>
-      </w:r>
+      </w:pPr>
+    </w:p>
+    <w:p>
+      <w:pPr>
+        <w:pStyle w:val="Heading3"/>
+        <w:spacing w:before="240" w:beforeAutospacing="off" w:after="240" w:afterAutospacing="off"/>
+        <w:rPr>
+          <w:rFonts w:ascii="Aptos" w:hAnsi="Aptos" w:eastAsia="Aptos" w:cs="Aptos"/>
+          <w:b w:val="1"/>
+          <w:bCs w:val="1"/>
+          <w:noProof w:val="0"/>
+          <w:sz w:val="24"/>
+          <w:szCs w:val="24"/>
+          <w:lang w:val="en-US"/>
+        </w:rPr>
+      </w:pPr>
+      <w:r>
+        <w:rPr>
+          <w:rFonts w:ascii="Aptos" w:hAnsi="Aptos" w:eastAsia="Aptos" w:cs="Aptos"/>
+          <w:b w:val="1"/>
+          <w:bCs w:val="1"/>
+          <w:noProof w:val="0"/>
+          <w:sz w:val="24"/>
+          <w:szCs w:val="24"/>
+          <w:lang w:val="en-US"/>
+        </w:rPr>
+        <w:t xml:space="preserve">9.3 </w:t>
+      </w:r>
+      <w:r>
+        <w:rPr>
+          <w:b w:val="1"/>
+          <w:bCs w:val="1"/>
+          <w:noProof w:val="0"/>
+          <w:lang w:val="en-US"/>
+        </w:rPr>
+        <w:t>Output</w:t>
+      </w:r>
+    </w:p>
+    <w:p>
+      <w:pPr>
+        <w:spacing w:before="240" w:beforeAutospacing="off" w:after="240" w:afterAutospacing="off"/>
+      </w:pPr>
+      <w:r>
+        <w:rPr>
+          <w:rFonts w:ascii="Aptos" w:hAnsi="Aptos" w:eastAsia="Aptos" w:cs="Aptos"/>
+          <w:noProof w:val="0"/>
+          <w:sz w:val="24"/>
+          <w:szCs w:val="24"/>
+          <w:lang w:val="en-US"/>
+        </w:rPr>
+        <w:t>The simulation output is saved in:</w:t>
+      </w:r>
+    </w:p>
+    <w:p>
+      <w:pPr>
+        <w:spacing w:before="240" w:beforeAutospacing="off" w:after="240" w:afterAutospacing="off"/>
+      </w:pPr>
       <w:r>
         <w:rPr>
           <w:rFonts w:ascii="Consolas" w:hAnsi="Consolas" w:eastAsia="Consolas" w:cs="Consolas"/>
@@ -13738,12 +13954,108 @@
           <w:szCs w:val="24"/>
           <w:lang w:val="en-US"/>
         </w:rPr>
-        <w:t>mingw32-make -j1</w:t>
-      </w:r>
-      <w:r>
-        <w:br/>
-      </w:r>
-      <w:r>
+        <w:t>cadmium_generated/simulation_results/simulation_result.txt</w:t>
+      </w:r>
+    </w:p>
+    <w:p>
+      <w:pPr>
+        <w:spacing w:before="240" w:beforeAutospacing="off" w:after="240" w:afterAutospacing="off"/>
+      </w:pPr>
+      <w:r>
+        <w:rPr>
+          <w:rFonts w:ascii="Aptos" w:hAnsi="Aptos" w:eastAsia="Aptos" w:cs="Aptos"/>
+          <w:noProof w:val="0"/>
+          <w:sz w:val="24"/>
+          <w:szCs w:val="24"/>
+          <w:lang w:val="en-US"/>
+        </w:rPr>
+        <w:t xml:space="preserve">The output log </w:t>
+      </w:r>
+      <w:r>
+        <w:rPr>
+          <w:rFonts w:ascii="Aptos" w:hAnsi="Aptos" w:eastAsia="Aptos" w:cs="Aptos"/>
+          <w:noProof w:val="0"/>
+          <w:sz w:val="24"/>
+          <w:szCs w:val="24"/>
+          <w:lang w:val="en-US"/>
+        </w:rPr>
+        <w:t>contains</w:t>
+      </w:r>
+      <w:r>
+        <w:rPr>
+          <w:rFonts w:ascii="Aptos" w:hAnsi="Aptos" w:eastAsia="Aptos" w:cs="Aptos"/>
+          <w:noProof w:val="0"/>
+          <w:sz w:val="24"/>
+          <w:szCs w:val="24"/>
+          <w:lang w:val="en-US"/>
+        </w:rPr>
+        <w:t xml:space="preserve"> execution traces for the atomic models and confirms successful integrated closed-loop execution.</w:t>
+      </w:r>
+    </w:p>
+    <w:p>
+      <w:pPr>
+        <w:pStyle w:val="Heading3"/>
+        <w:spacing w:before="240" w:beforeAutospacing="off" w:after="240" w:afterAutospacing="off"/>
+        <w:rPr>
+          <w:rFonts w:ascii="Aptos" w:hAnsi="Aptos" w:eastAsia="Aptos" w:cs="Aptos"/>
+          <w:b w:val="1"/>
+          <w:bCs w:val="1"/>
+          <w:noProof w:val="0"/>
+          <w:sz w:val="24"/>
+          <w:szCs w:val="24"/>
+          <w:lang w:val="en-US"/>
+        </w:rPr>
+      </w:pPr>
+      <w:r>
+        <w:rPr>
+          <w:rFonts w:ascii="Aptos" w:hAnsi="Aptos" w:eastAsia="Aptos" w:cs="Aptos"/>
+          <w:b w:val="1"/>
+          <w:bCs w:val="1"/>
+          <w:noProof w:val="0"/>
+          <w:sz w:val="24"/>
+          <w:szCs w:val="24"/>
+          <w:lang w:val="en-US"/>
+        </w:rPr>
+        <w:t xml:space="preserve">9.4 </w:t>
+      </w:r>
+      <w:r>
+        <w:rPr>
+          <w:b w:val="1"/>
+          <w:bCs w:val="1"/>
+          <w:noProof w:val="0"/>
+          <w:lang w:val="en-US"/>
+        </w:rPr>
+        <w:t>Reproducibility Result</w:t>
+      </w:r>
+    </w:p>
+    <w:p>
+      <w:pPr>
+        <w:spacing w:before="240" w:beforeAutospacing="off" w:after="240" w:afterAutospacing="off"/>
+      </w:pPr>
+      <w:r>
+        <w:rPr>
+          <w:rFonts w:ascii="Aptos" w:hAnsi="Aptos" w:eastAsia="Aptos" w:cs="Aptos"/>
+          <w:noProof w:val="0"/>
+          <w:sz w:val="24"/>
+          <w:szCs w:val="24"/>
+          <w:lang w:val="en-US"/>
+        </w:rPr>
+        <w:t>A clean-clone validation was performed successfully. The repository was cloned into a new folder, the provided shell script was executed, Boost headers were prepared automatically, the project compiled successfully, and the simulation completed with the output log saved in the expected location. This confirms that the repository now satisfies the clone-and-run requirement for submission.</w:t>
+      </w:r>
+    </w:p>
+    <w:p>
+      <w:pPr>
+        <w:pStyle w:val="Normal"/>
+        <w:rPr>
+          <w:noProof w:val="0"/>
+          <w:lang w:val="en-US"/>
+        </w:rPr>
+      </w:pPr>
+    </w:p>
+    <w:p>
+      <w:pPr>
+        <w:pStyle w:val="Normal"/>
+        <w:spacing w:before="0" w:beforeAutospacing="off" w:after="0" w:afterAutospacing="off"/>
         <w:rPr>
           <w:rFonts w:ascii="Consolas" w:hAnsi="Consolas" w:eastAsia="Consolas" w:cs="Consolas"/>
           <w:noProof w:val="0"/>
@@ -13751,8 +14063,7 @@
           <w:szCs w:val="24"/>
           <w:lang w:val="en-US"/>
         </w:rPr>
-        <w:t>./smart_fridge.exe</w:t>
-      </w:r>
+      </w:pPr>
     </w:p>
     <w:p>
       <w:pPr>
@@ -13877,7 +14188,31 @@
           <w:szCs w:val="24"/>
           <w:lang w:val="en-US"/>
         </w:rPr>
-        <w:t>12. References</w:t>
+        <w:t>1</w:t>
+      </w:r>
+      <w:r>
+        <w:rPr>
+          <w:rFonts w:ascii="Aptos" w:hAnsi="Aptos" w:eastAsia="Aptos" w:cs="Aptos"/>
+          <w:b w:val="1"/>
+          <w:bCs w:val="1"/>
+          <w:noProof w:val="0"/>
+          <w:sz w:val="24"/>
+          <w:szCs w:val="24"/>
+          <w:lang w:val="en-US"/>
+        </w:rPr>
+        <w:t>1</w:t>
+      </w:r>
+      <w:r>
+        <w:rPr>
+          <w:rFonts w:ascii="Aptos" w:hAnsi="Aptos" w:eastAsia="Aptos" w:cs="Aptos"/>
+          <w:b w:val="1"/>
+          <w:bCs w:val="1"/>
+          <w:noProof w:val="0"/>
+          <w:sz w:val="24"/>
+          <w:szCs w:val="24"/>
+          <w:lang w:val="en-US"/>
+        </w:rPr>
+        <w:t>. References</w:t>
       </w:r>
     </w:p>
     <w:p>
@@ -13973,6 +14308,118 @@
 
 <file path=word/numbering.xml><?xml version="1.0" encoding="utf-8"?>
 <w:numbering xmlns:w="http://schemas.openxmlformats.org/wordprocessingml/2006/main">
+  <w:abstractNum xmlns:w="http://schemas.openxmlformats.org/wordprocessingml/2006/main" w:abstractNumId="218">
+    <w:nsid w:val="77b33d0c"/>
+    <w:multiLevelType xmlns:w="http://schemas.openxmlformats.org/wordprocessingml/2006/main" w:val="hybridMultilevel"/>
+    <w:lvl xmlns:w="http://schemas.openxmlformats.org/wordprocessingml/2006/main" w:ilvl="0">
+      <w:start w:val="1"/>
+      <w:numFmt w:val="bullet"/>
+      <w:lvlText w:val=""/>
+      <w:lvlJc w:val="left"/>
+      <w:pPr>
+        <w:ind w:left="720" w:hanging="360"/>
+      </w:pPr>
+      <w:rPr>
+        <w:rFonts w:hint="default" w:ascii="Symbol" w:hAnsi="Symbol"/>
+      </w:rPr>
+    </w:lvl>
+    <w:lvl xmlns:w="http://schemas.openxmlformats.org/wordprocessingml/2006/main" w:ilvl="1">
+      <w:start w:val="1"/>
+      <w:numFmt w:val="bullet"/>
+      <w:lvlText w:val="o"/>
+      <w:lvlJc w:val="left"/>
+      <w:pPr>
+        <w:ind w:left="1440" w:hanging="360"/>
+      </w:pPr>
+      <w:rPr>
+        <w:rFonts w:hint="default" w:ascii="Courier New" w:hAnsi="Courier New"/>
+      </w:rPr>
+    </w:lvl>
+    <w:lvl xmlns:w="http://schemas.openxmlformats.org/wordprocessingml/2006/main" w:ilvl="2">
+      <w:start w:val="1"/>
+      <w:numFmt w:val="bullet"/>
+      <w:lvlText w:val=""/>
+      <w:lvlJc w:val="left"/>
+      <w:pPr>
+        <w:ind w:left="2160" w:hanging="360"/>
+      </w:pPr>
+      <w:rPr>
+        <w:rFonts w:hint="default" w:ascii="Wingdings" w:hAnsi="Wingdings"/>
+      </w:rPr>
+    </w:lvl>
+    <w:lvl xmlns:w="http://schemas.openxmlformats.org/wordprocessingml/2006/main" w:ilvl="3">
+      <w:start w:val="1"/>
+      <w:numFmt w:val="bullet"/>
+      <w:lvlText w:val=""/>
+      <w:lvlJc w:val="left"/>
+      <w:pPr>
+        <w:ind w:left="2880" w:hanging="360"/>
+      </w:pPr>
+      <w:rPr>
+        <w:rFonts w:hint="default" w:ascii="Symbol" w:hAnsi="Symbol"/>
+      </w:rPr>
+    </w:lvl>
+    <w:lvl xmlns:w="http://schemas.openxmlformats.org/wordprocessingml/2006/main" w:ilvl="4">
+      <w:start w:val="1"/>
+      <w:numFmt w:val="bullet"/>
+      <w:lvlText w:val="o"/>
+      <w:lvlJc w:val="left"/>
+      <w:pPr>
+        <w:ind w:left="3600" w:hanging="360"/>
+      </w:pPr>
+      <w:rPr>
+        <w:rFonts w:hint="default" w:ascii="Courier New" w:hAnsi="Courier New"/>
+      </w:rPr>
+    </w:lvl>
+    <w:lvl xmlns:w="http://schemas.openxmlformats.org/wordprocessingml/2006/main" w:ilvl="5">
+      <w:start w:val="1"/>
+      <w:numFmt w:val="bullet"/>
+      <w:lvlText w:val=""/>
+      <w:lvlJc w:val="left"/>
+      <w:pPr>
+        <w:ind w:left="4320" w:hanging="360"/>
+      </w:pPr>
+      <w:rPr>
+        <w:rFonts w:hint="default" w:ascii="Wingdings" w:hAnsi="Wingdings"/>
+      </w:rPr>
+    </w:lvl>
+    <w:lvl xmlns:w="http://schemas.openxmlformats.org/wordprocessingml/2006/main" w:ilvl="6">
+      <w:start w:val="1"/>
+      <w:numFmt w:val="bullet"/>
+      <w:lvlText w:val=""/>
+      <w:lvlJc w:val="left"/>
+      <w:pPr>
+        <w:ind w:left="5040" w:hanging="360"/>
+      </w:pPr>
+      <w:rPr>
+        <w:rFonts w:hint="default" w:ascii="Symbol" w:hAnsi="Symbol"/>
+      </w:rPr>
+    </w:lvl>
+    <w:lvl xmlns:w="http://schemas.openxmlformats.org/wordprocessingml/2006/main" w:ilvl="7">
+      <w:start w:val="1"/>
+      <w:numFmt w:val="bullet"/>
+      <w:lvlText w:val="o"/>
+      <w:lvlJc w:val="left"/>
+      <w:pPr>
+        <w:ind w:left="5760" w:hanging="360"/>
+      </w:pPr>
+      <w:rPr>
+        <w:rFonts w:hint="default" w:ascii="Courier New" w:hAnsi="Courier New"/>
+      </w:rPr>
+    </w:lvl>
+    <w:lvl xmlns:w="http://schemas.openxmlformats.org/wordprocessingml/2006/main" w:ilvl="8">
+      <w:start w:val="1"/>
+      <w:numFmt w:val="bullet"/>
+      <w:lvlText w:val=""/>
+      <w:lvlJc w:val="left"/>
+      <w:pPr>
+        <w:ind w:left="6480" w:hanging="360"/>
+      </w:pPr>
+      <w:rPr>
+        <w:rFonts w:hint="default" w:ascii="Wingdings" w:hAnsi="Wingdings"/>
+      </w:rPr>
+    </w:lvl>
+  </w:abstractNum>
   <w:abstractNum xmlns:w="http://schemas.openxmlformats.org/wordprocessingml/2006/main" w:abstractNumId="217">
     <w:nsid w:val="7c3e469"/>
     <w:multiLevelType xmlns:w="http://schemas.openxmlformats.org/wordprocessingml/2006/main" w:val="hybridMultilevel"/>
@@ -38115,6 +38562,9 @@
       </w:rPr>
     </w:lvl>
   </w:abstractNum>
+  <w:num w:numId="218">
+    <w:abstractNumId w:val="218"/>
+  </w:num>
   <w:num w:numId="217">
     <w:abstractNumId w:val="217"/>
   </w:num>
